--- a/AWS tasks/Task on cloudfront & route 53.docx
+++ b/AWS tasks/Task on cloudfront & route 53.docx
@@ -12,7 +12,9 @@
           <w:lang w:val="en-US"/>
         </w:rPr>
       </w:pPr>
-      <w:r>
+    </w:p>
+    <w:p>
+      <w:pPr>
         <w:rPr>
           <w:b/>
           <w:bCs/>
@@ -20,11 +22,8 @@
           <w:szCs w:val="36"/>
           <w:lang w:val="en-US"/>
         </w:rPr>
-        <w:t>Task on cloudfront &amp; route 53</w:t>
-      </w:r>
-    </w:p>
-    <w:p>
-      <w:pPr>
+      </w:pPr>
+      <w:r>
         <w:rPr>
           <w:b/>
           <w:bCs/>
@@ -32,6 +31,40 @@
           <w:szCs w:val="36"/>
           <w:lang w:val="en-US"/>
         </w:rPr>
+        <w:t xml:space="preserve">Task on </w:t>
+      </w:r>
+      <w:proofErr w:type="spellStart"/>
+      <w:r>
+        <w:rPr>
+          <w:b/>
+          <w:bCs/>
+          <w:sz w:val="36"/>
+          <w:szCs w:val="36"/>
+          <w:lang w:val="en-US"/>
+        </w:rPr>
+        <w:t>cloudfront</w:t>
+      </w:r>
+      <w:proofErr w:type="spellEnd"/>
+      <w:r>
+        <w:rPr>
+          <w:b/>
+          <w:bCs/>
+          <w:sz w:val="36"/>
+          <w:szCs w:val="36"/>
+          <w:lang w:val="en-US"/>
+        </w:rPr>
+        <w:t xml:space="preserve"> &amp; route 53</w:t>
+      </w:r>
+    </w:p>
+    <w:p>
+      <w:pPr>
+        <w:rPr>
+          <w:b/>
+          <w:bCs/>
+          <w:sz w:val="36"/>
+          <w:szCs w:val="36"/>
+          <w:lang w:val="en-US"/>
+        </w:rPr>
       </w:pPr>
     </w:p>
     <w:p>
@@ -54,7 +87,17 @@
           <w:sz w:val="32"/>
           <w:szCs w:val="32"/>
         </w:rPr>
-        <w:t>Configure VPC peering in cross regions</w:t>
+        <w:t xml:space="preserve">Configure VPC peering in cross </w:t>
+      </w:r>
+      <w:proofErr w:type="gramStart"/>
+      <w:r>
+        <w:rPr>
+          <w:b/>
+          <w:bCs/>
+          <w:sz w:val="32"/>
+          <w:szCs w:val="32"/>
+        </w:rPr>
+        <w:t>regions</w:t>
       </w:r>
       <w:r>
         <w:t>.</w:t>
@@ -62,6 +105,7 @@
       <w:r>
         <w:t>.</w:t>
       </w:r>
+      <w:proofErr w:type="gramEnd"/>
     </w:p>
     <w:p>
       <w:pPr>
@@ -77,7 +121,23 @@
           <w:sz w:val="24"/>
           <w:szCs w:val="24"/>
         </w:rPr>
-        <w:t>for this task I have configured two vpc’s in cross</w:t>
+        <w:t xml:space="preserve">for this task I have configured two </w:t>
+      </w:r>
+      <w:proofErr w:type="spellStart"/>
+      <w:r>
+        <w:rPr>
+          <w:sz w:val="24"/>
+          <w:szCs w:val="24"/>
+        </w:rPr>
+        <w:t>vpc’s</w:t>
+      </w:r>
+      <w:proofErr w:type="spellEnd"/>
+      <w:r>
+        <w:rPr>
+          <w:sz w:val="24"/>
+          <w:szCs w:val="24"/>
+        </w:rPr>
+        <w:t xml:space="preserve"> in cross</w:t>
       </w:r>
       <w:r>
         <w:rPr>
@@ -409,21 +469,38 @@
           <w:sz w:val="24"/>
           <w:szCs w:val="24"/>
         </w:rPr>
-        <w:t>Select the time period youwant it for</w:t>
-      </w:r>
-    </w:p>
-    <w:p>
-      <w:pPr>
-        <w:rPr>
-          <w:sz w:val="24"/>
-          <w:szCs w:val="24"/>
-        </w:rPr>
-      </w:pPr>
-      <w:r>
-        <w:rPr>
-          <w:sz w:val="24"/>
-          <w:szCs w:val="24"/>
-        </w:rPr>
+        <w:t xml:space="preserve">Select the time period </w:t>
+      </w:r>
+      <w:proofErr w:type="spellStart"/>
+      <w:r>
+        <w:rPr>
+          <w:sz w:val="24"/>
+          <w:szCs w:val="24"/>
+        </w:rPr>
+        <w:t>youwant</w:t>
+      </w:r>
+      <w:proofErr w:type="spellEnd"/>
+      <w:r>
+        <w:rPr>
+          <w:sz w:val="24"/>
+          <w:szCs w:val="24"/>
+        </w:rPr>
+        <w:t xml:space="preserve"> it for</w:t>
+      </w:r>
+    </w:p>
+    <w:p>
+      <w:pPr>
+        <w:rPr>
+          <w:sz w:val="24"/>
+          <w:szCs w:val="24"/>
+        </w:rPr>
+      </w:pPr>
+      <w:r>
+        <w:rPr>
+          <w:sz w:val="24"/>
+          <w:szCs w:val="24"/>
+        </w:rPr>
+        <w:lastRenderedPageBreak/>
         <w:t xml:space="preserve">                </w:t>
       </w:r>
       <w:r>
@@ -431,22 +508,37 @@
           <w:sz w:val="24"/>
           <w:szCs w:val="24"/>
         </w:rPr>
-        <w:t xml:space="preserve">Add cart --  checkout – payment </w:t>
-      </w:r>
-    </w:p>
-    <w:p>
-      <w:pPr>
-        <w:rPr>
-          <w:sz w:val="24"/>
-          <w:szCs w:val="24"/>
-        </w:rPr>
-      </w:pPr>
-      <w:r>
-        <w:rPr>
-          <w:sz w:val="24"/>
-          <w:szCs w:val="24"/>
-        </w:rPr>
-        <w:lastRenderedPageBreak/>
+        <w:t xml:space="preserve">Add cart </w:t>
+      </w:r>
+      <w:proofErr w:type="gramStart"/>
+      <w:r>
+        <w:rPr>
+          <w:sz w:val="24"/>
+          <w:szCs w:val="24"/>
+        </w:rPr>
+        <w:t>--  checkout</w:t>
+      </w:r>
+      <w:proofErr w:type="gramEnd"/>
+      <w:r>
+        <w:rPr>
+          <w:sz w:val="24"/>
+          <w:szCs w:val="24"/>
+        </w:rPr>
+        <w:t xml:space="preserve"> – payment </w:t>
+      </w:r>
+    </w:p>
+    <w:p>
+      <w:pPr>
+        <w:rPr>
+          <w:sz w:val="24"/>
+          <w:szCs w:val="24"/>
+        </w:rPr>
+      </w:pPr>
+      <w:r>
+        <w:rPr>
+          <w:sz w:val="24"/>
+          <w:szCs w:val="24"/>
+        </w:rPr>
         <w:t xml:space="preserve">                </w:t>
       </w:r>
       <w:r>
@@ -585,7 +677,15 @@
         <w:t>G</w:t>
       </w:r>
       <w:r>
-        <w:t>o to the aws console.</w:t>
+        <w:t xml:space="preserve">o to the </w:t>
+      </w:r>
+      <w:proofErr w:type="spellStart"/>
+      <w:r>
+        <w:t>aws</w:t>
+      </w:r>
+      <w:proofErr w:type="spellEnd"/>
+      <w:r>
+        <w:t xml:space="preserve"> console.</w:t>
       </w:r>
       <w:r>
         <w:br/>
@@ -602,11 +702,45 @@
       </w:r>
       <w:r>
         <w:br/>
-        <w:t>Go to the permissons then create a 2 files .html files.</w:t>
+        <w:t xml:space="preserve">Go to the </w:t>
+      </w:r>
+      <w:proofErr w:type="spellStart"/>
+      <w:r>
+        <w:t>permissons</w:t>
+      </w:r>
+      <w:proofErr w:type="spellEnd"/>
+      <w:r>
+        <w:t xml:space="preserve"> then create </w:t>
+      </w:r>
+      <w:proofErr w:type="gramStart"/>
+      <w:r>
+        <w:t>a 2 files</w:t>
+      </w:r>
+      <w:proofErr w:type="gramEnd"/>
+      <w:r>
+        <w:t xml:space="preserve"> .html files.</w:t>
       </w:r>
       <w:r>
         <w:br/>
-        <w:t>Then upload the files.then gave a prmsn to public</w:t>
+        <w:t xml:space="preserve">Then upload the </w:t>
+      </w:r>
+      <w:proofErr w:type="spellStart"/>
+      <w:proofErr w:type="gramStart"/>
+      <w:r>
+        <w:t>files.then</w:t>
+      </w:r>
+      <w:proofErr w:type="spellEnd"/>
+      <w:proofErr w:type="gramEnd"/>
+      <w:r>
+        <w:t xml:space="preserve"> gave a </w:t>
+      </w:r>
+      <w:proofErr w:type="spellStart"/>
+      <w:r>
+        <w:t>prmsn</w:t>
+      </w:r>
+      <w:proofErr w:type="spellEnd"/>
+      <w:r>
+        <w:t xml:space="preserve"> to public</w:t>
       </w:r>
       <w:r>
         <w:br/>
@@ -925,22 +1059,54 @@
           <w:sz w:val="24"/>
           <w:szCs w:val="24"/>
         </w:rPr>
-        <w:t xml:space="preserve"> Go to the certificate in aws console</w:t>
-      </w:r>
-    </w:p>
-    <w:p>
-      <w:pPr>
-        <w:rPr>
-          <w:sz w:val="24"/>
-          <w:szCs w:val="24"/>
-        </w:rPr>
-      </w:pPr>
-      <w:r>
-        <w:rPr>
-          <w:sz w:val="24"/>
-          <w:szCs w:val="24"/>
-        </w:rPr>
-        <w:t xml:space="preserve">Provide the domain name that you purchased : </w:t>
+        <w:t xml:space="preserve"> Go to the certificate in </w:t>
+      </w:r>
+      <w:proofErr w:type="spellStart"/>
+      <w:r>
+        <w:rPr>
+          <w:sz w:val="24"/>
+          <w:szCs w:val="24"/>
+        </w:rPr>
+        <w:t>aws</w:t>
+      </w:r>
+      <w:proofErr w:type="spellEnd"/>
+      <w:r>
+        <w:rPr>
+          <w:sz w:val="24"/>
+          <w:szCs w:val="24"/>
+        </w:rPr>
+        <w:t xml:space="preserve"> console</w:t>
+      </w:r>
+    </w:p>
+    <w:p>
+      <w:pPr>
+        <w:rPr>
+          <w:sz w:val="24"/>
+          <w:szCs w:val="24"/>
+        </w:rPr>
+      </w:pPr>
+      <w:r>
+        <w:rPr>
+          <w:sz w:val="24"/>
+          <w:szCs w:val="24"/>
+        </w:rPr>
+        <w:t xml:space="preserve">Provide the domain name that you </w:t>
+      </w:r>
+      <w:proofErr w:type="gramStart"/>
+      <w:r>
+        <w:rPr>
+          <w:sz w:val="24"/>
+          <w:szCs w:val="24"/>
+        </w:rPr>
+        <w:t>purchased :</w:t>
+      </w:r>
+      <w:proofErr w:type="gramEnd"/>
+      <w:r>
+        <w:rPr>
+          <w:sz w:val="24"/>
+          <w:szCs w:val="24"/>
+        </w:rPr>
+        <w:t xml:space="preserve"> </w:t>
       </w:r>
       <w:r>
         <w:rPr>
@@ -1503,7 +1669,23 @@
           <w:sz w:val="24"/>
           <w:szCs w:val="24"/>
         </w:rPr>
-        <w:t>Go to root 53 in aws console</w:t>
+        <w:t xml:space="preserve">Go to root 53 in </w:t>
+      </w:r>
+      <w:proofErr w:type="spellStart"/>
+      <w:r>
+        <w:rPr>
+          <w:sz w:val="24"/>
+          <w:szCs w:val="24"/>
+        </w:rPr>
+        <w:t>aws</w:t>
+      </w:r>
+      <w:proofErr w:type="spellEnd"/>
+      <w:r>
+        <w:rPr>
+          <w:sz w:val="24"/>
+          <w:szCs w:val="24"/>
+        </w:rPr>
+        <w:t xml:space="preserve"> console</w:t>
       </w:r>
     </w:p>
     <w:p>
@@ -1586,7 +1768,23 @@
           <w:sz w:val="24"/>
           <w:szCs w:val="24"/>
         </w:rPr>
-        <w:t>Your domain – name servers -copy the four dns names and add it in the server names</w:t>
+        <w:t xml:space="preserve">Your domain – name servers -copy the four </w:t>
+      </w:r>
+      <w:proofErr w:type="spellStart"/>
+      <w:r>
+        <w:rPr>
+          <w:sz w:val="24"/>
+          <w:szCs w:val="24"/>
+        </w:rPr>
+        <w:t>dns</w:t>
+      </w:r>
+      <w:proofErr w:type="spellEnd"/>
+      <w:r>
+        <w:rPr>
+          <w:sz w:val="24"/>
+          <w:szCs w:val="24"/>
+        </w:rPr>
+        <w:t xml:space="preserve"> names and add it in the server names</w:t>
       </w:r>
     </w:p>
     <w:p>
